--- a/libros/oni-no-ketsuryu-volumen-2/libro.docx
+++ b/libros/oni-no-ketsuryu-volumen-2/libro.docx
@@ -891,11 +891,11 @@
               <a:graphicData uri="http://schemas.openxmlformats.org/drawingml/2006/picture">
                 <pic:pic>
                   <pic:nvPicPr>
-                    <pic:cNvPr id="0" name="escena_1.jpg"/>
+                    <pic:cNvPr id="0" name="escena_climax.jpg"/>
                     <pic:cNvPicPr/>
                   </pic:nvPicPr>
                   <pic:blipFill>
-                    <a:blip r:embed="rId10"/>
+                    <a:blip r:embed="rId11"/>
                     <a:stretch>
                       <a:fillRect/>
                     </a:stretch>

--- a/libros/oni-no-ketsuryu-volumen-2/libro.docx
+++ b/libros/oni-no-ketsuryu-volumen-2/libro.docx
@@ -7,53 +7,9 @@
         <w:jc w:val="center"/>
       </w:pPr>
       <w:r>
-        <w:rPr>
-          <w:rFonts w:ascii="Arial" w:hAnsi="Arial"/>
-          <w:b/>
-          <w:color w:val="DC2626"/>
-          <w:sz w:val="52"/>
-        </w:rPr>
-        <w:t>ONI NO KETSURYŪ</w:t>
-        <w:br/>
-        <w:t>(鬼の血流 - La Estirpe de la Sangre)</w:t>
-        <w:br/>
-      </w:r>
-      <w:r>
-        <w:rPr>
-          <w:rFonts w:ascii="Arial" w:hAnsi="Arial"/>
-          <w:color w:val="B91C1C"/>
-          <w:sz w:val="32"/>
-        </w:rPr>
-        <w:t>Volumen 2: El Examen de la Montaña Sombría</w:t>
-        <w:br/>
-        <w:br/>
-        <w:t>MANGA / LIGHT NOVEL • FANTASÍA OSCURA &amp; ACCIÓN SENGOKU</w:t>
-        <w:br/>
-        <w:br/>
-      </w:r>
-      <w:r>
-        <w:rPr>
-          <w:rFonts w:ascii="Arial" w:hAnsi="Arial"/>
-          <w:b/>
-          <w:color w:val="475569"/>
-          <w:sz w:val="28"/>
-        </w:rPr>
-        <w:t>Por Nicolás Noguera</w:t>
-        <w:br/>
-        <w:br/>
-        <w:br/>
-      </w:r>
-    </w:p>
-    <w:p>
-      <w:pPr>
-        <w:jc w:val="center"/>
-      </w:pPr>
-    </w:p>
-    <w:p>
-      <w:r>
         <w:drawing>
           <wp:inline xmlns:a="http://schemas.openxmlformats.org/drawingml/2006/main" xmlns:pic="http://schemas.openxmlformats.org/drawingml/2006/picture">
-            <wp:extent cx="4114800" cy="5510893"/>
+            <wp:extent cx="4572000" cy="6123214"/>
             <wp:docPr id="1" name="Picture 1"/>
             <wp:cNvGraphicFramePr>
               <a:graphicFrameLocks noChangeAspect="1"/>
@@ -74,7 +30,7 @@
                   <pic:spPr>
                     <a:xfrm>
                       <a:off x="0" y="0"/>
-                      <a:ext cx="4114800" cy="5510893"/>
+                      <a:ext cx="4572000" cy="6123214"/>
                     </a:xfrm>
                     <a:prstGeom prst="rect"/>
                   </pic:spPr>
@@ -91,93 +47,139 @@
       </w:r>
     </w:p>
     <w:p>
+      <w:bookmarkStart w:id="0" w:name="titulo_principal"/>
+      <w:pPr>
+        <w:keepNext/>
+        <w:spacing w:before="240" w:after="120"/>
+        <w:jc w:val="center"/>
+      </w:pPr>
+      <w:r>
+        <w:rPr>
+          <w:rFonts w:ascii="Calibri" w:hAnsi="Calibri"/>
+          <w:b/>
+          <w:color w:val="8B0000"/>
+          <w:sz w:val="40"/>
+        </w:rPr>
+        <w:t>Oni no Ketsuryū (鬼の血流 - La Estirpe de la Sangre)</w:t>
+      </w:r>
+      <w:bookmarkEnd w:id="0"/>
+    </w:p>
+    <w:p>
+      <w:bookmarkStart w:id="1" w:name="subtitulo_vol2"/>
+      <w:pPr>
+        <w:keepNext/>
+        <w:spacing w:before="240" w:after="120"/>
+        <w:jc w:val="left"/>
+      </w:pPr>
+      <w:r>
+        <w:rPr>
+          <w:rFonts w:ascii="Calibri" w:hAnsi="Calibri"/>
+          <w:b/>
+          <w:color w:val="4A5568"/>
+          <w:sz w:val="30"/>
+        </w:rPr>
+        <w:t>Volumen 2: El Examen de la Montaña Sombría</w:t>
+      </w:r>
+      <w:bookmarkEnd w:id="1"/>
+    </w:p>
+    <w:p>
       <w:pPr>
         <w:jc w:val="center"/>
       </w:pPr>
       <w:r>
         <w:rPr>
-          <w:rFonts w:ascii="Arial" w:hAnsi="Arial"/>
-          <w:b/>
-          <w:color w:val="DC2626"/>
-          <w:sz w:val="40"/>
+          <w:i/>
+          <w:sz w:val="22"/>
         </w:rPr>
-        <w:t>TABLA DE CONTENIDOS</w:t>
-        <w:br/>
+        <w:t>Autor: Nicolás Noguera | Formato: Manga / Light Novel Oficial</w:t>
       </w:r>
     </w:p>
     <w:p>
+      <w:pPr>
+        <w:spacing w:after="360"/>
+      </w:pPr>
+    </w:p>
+    <w:p>
+      <w:bookmarkStart w:id="2" w:name="toc_header"/>
+      <w:pPr>
+        <w:keepNext/>
+        <w:spacing w:before="240" w:after="120"/>
+        <w:jc w:val="left"/>
+      </w:pPr>
       <w:r>
         <w:rPr>
+          <w:rFonts w:ascii="Calibri" w:hAnsi="Calibri"/>
           <w:b/>
-          <w:color w:val="B91C1C"/>
+          <w:color w:val="4A5568"/>
+          <w:sz w:val="30"/>
         </w:rPr>
-        <w:t xml:space="preserve">• Capítulo 1: </w:t>
+        <w:t>ÍNDICE DE CONTENIDOS</w:t>
       </w:r>
+      <w:bookmarkEnd w:id="2"/>
+    </w:p>
+    <w:p>
+      <w:pPr>
+        <w:spacing w:after="80"/>
+        <w:ind w:left="720"/>
+      </w:pPr>
       <w:r>
         <w:rPr>
-          <w:i/>
+          <w:color w:val="2B6CB0"/>
+          <w:sz w:val="22"/>
         </w:rPr>
-        <w:t>La Cuvo-Espada de la Noche</w:t>
+        <w:t>•  Capítulo 1: La Cuvo-Espada de la Noche</w:t>
       </w:r>
     </w:p>
     <w:p>
+      <w:pPr>
+        <w:spacing w:after="80"/>
+        <w:ind w:left="720"/>
+      </w:pPr>
       <w:r>
         <w:rPr>
-          <w:b/>
-          <w:color w:val="B91C1C"/>
+          <w:color w:val="2B6CB0"/>
+          <w:sz w:val="22"/>
         </w:rPr>
-        <w:t xml:space="preserve">• Capítulo 2: </w:t>
-      </w:r>
-      <w:r>
-        <w:rPr>
-          <w:i/>
-        </w:rPr>
-        <w:t>El Pueblo de los Faroles</w:t>
+        <w:t>•  Capítulo 2: El Pueblo de los Faroles</w:t>
       </w:r>
     </w:p>
     <w:p>
+      <w:pPr>
+        <w:spacing w:after="80"/>
+        <w:ind w:left="720"/>
+      </w:pPr>
       <w:r>
         <w:rPr>
-          <w:b/>
-          <w:color w:val="B91C1C"/>
+          <w:color w:val="2B6CB0"/>
+          <w:sz w:val="22"/>
         </w:rPr>
-        <w:t xml:space="preserve">• Capítulo 3: </w:t>
-      </w:r>
-      <w:r>
-        <w:rPr>
-          <w:i/>
-        </w:rPr>
-        <w:t>La Danza de la Tinta Roja</w:t>
+        <w:t>•  Capítulo 3: La Danza de la Tinta Roja</w:t>
       </w:r>
     </w:p>
     <w:p>
+      <w:pPr>
+        <w:spacing w:after="80"/>
+        <w:ind w:left="720"/>
+      </w:pPr>
       <w:r>
         <w:rPr>
-          <w:b/>
-          <w:color w:val="B91C1C"/>
+          <w:color w:val="2B6CB0"/>
+          <w:sz w:val="22"/>
         </w:rPr>
-        <w:t xml:space="preserve">• Capítulo 4: </w:t>
-      </w:r>
-      <w:r>
-        <w:rPr>
-          <w:i/>
-        </w:rPr>
-        <w:t>El Tren de las Sombras</w:t>
+        <w:t>•  Capítulo 4: El Tren de las Sombras</w:t>
       </w:r>
     </w:p>
     <w:p>
+      <w:pPr>
+        <w:spacing w:after="80"/>
+        <w:ind w:left="720"/>
+      </w:pPr>
       <w:r>
         <w:rPr>
-          <w:b/>
-          <w:color w:val="B91C1C"/>
+          <w:color w:val="2B6CB0"/>
+          <w:sz w:val="22"/>
         </w:rPr>
-        <w:t xml:space="preserve">• Capítulo 5: </w:t>
-      </w:r>
-      <w:r>
-        <w:rPr>
-          <w:i/>
-        </w:rPr>
-        <w:t>La Trampa de los Sueños (Clímax del Volumen 2)</w:t>
+        <w:t>•  Capítulo 5: La Trampa de los Sueños (Clímax del Volumen 2)</w:t>
       </w:r>
     </w:p>
     <w:p>
@@ -186,49 +188,48 @@
       </w:r>
     </w:p>
     <w:p>
-      <w:r>
-        <w:bookmarkStart w:id="1" w:name="chap1"/>
-      </w:r>
+      <w:bookmarkStart w:id="10" w:name="cap_1"/>
+      <w:pPr>
+        <w:keepNext/>
+        <w:spacing w:before="240" w:after="120"/>
+        <w:jc w:val="center"/>
+      </w:pPr>
       <w:r>
         <w:rPr>
-          <w:rFonts w:ascii="Arial" w:hAnsi="Arial"/>
+          <w:rFonts w:ascii="Calibri" w:hAnsi="Calibri"/>
           <w:b/>
-          <w:color w:val="B91C1C"/>
-          <w:sz w:val="28"/>
+          <w:color w:val="8B0000"/>
+          <w:sz w:val="40"/>
         </w:rPr>
-        <w:t>Capítulo 1</w:t>
-        <w:br/>
+        <w:t>Capítulo 1: La Cuvo-Espada de la Noche</w:t>
       </w:r>
+      <w:bookmarkEnd w:id="10"/>
+    </w:p>
+    <w:p>
+      <w:bookmarkStart w:id="11" w:name="cap_1_esc"/>
+      <w:pPr>
+        <w:keepNext/>
+        <w:spacing w:before="240" w:after="120"/>
+        <w:jc w:val="left"/>
+      </w:pPr>
       <w:r>
         <w:rPr>
-          <w:rFonts w:ascii="Arial" w:hAnsi="Arial"/>
+          <w:rFonts w:ascii="Calibri" w:hAnsi="Calibri"/>
           <w:b/>
-          <w:color w:val="DC2626"/>
-          <w:sz w:val="40"/>
+          <w:color w:val="4A5568"/>
+          <w:sz w:val="30"/>
         </w:rPr>
-        <w:t>La Cuvo-Espada de la Noche</w:t>
+        <w:t>Escena 1: El Regreso de la Selección</w:t>
       </w:r>
-      <w:r>
-        <w:bookmarkEnd w:id="1"/>
-      </w:r>
+      <w:bookmarkEnd w:id="11"/>
     </w:p>
     <w:p>
+      <w:pPr>
+        <w:spacing w:line="276" w:lineRule="auto" w:after="160"/>
+      </w:pPr>
       <w:r>
         <w:rPr>
-          <w:rFonts w:ascii="Arial" w:hAnsi="Arial"/>
-          <w:b/>
-          <w:color w:val="475569"/>
-          <w:sz w:val="26"/>
-        </w:rPr>
-        <w:br/>
-        <w:t>◆ Escena 1: El Regreso de la Selección</w:t>
-        <w:br/>
-      </w:r>
-    </w:p>
-    <w:p>
-      <w:r>
-        <w:rPr>
-          <w:rFonts w:ascii="Georgia" w:hAnsi="Georgia"/>
+          <w:rFonts w:ascii="Calibri" w:hAnsi="Calibri"/>
           <w:sz w:val="22"/>
         </w:rPr>
         <w:t>El amanecer iluminó los picos del monte Fujikane. De los más de sesenta aspirantes que ingresaron a la prueba, solo cuatro permanecieron de pie en la salida rodeada de glicinas púrpuras: Ren, el joven de las dos katanas cortas, la chica silenciosa de la máscara de zorro y un muchacho asustadizo que no paraba de temblar.</w:t>
@@ -250,22 +251,70 @@
       </w:r>
     </w:p>
     <w:p>
+      <w:pPr>
+        <w:spacing w:before="120" w:after="280"/>
+        <w:jc w:val="center"/>
+      </w:pPr>
       <w:r>
-        <w:rPr>
-          <w:rFonts w:ascii="Arial" w:hAnsi="Arial"/>
-          <w:b/>
-          <w:color w:val="475569"/>
-          <w:sz w:val="26"/>
-        </w:rPr>
-        <w:br/>
-        <w:t>◆ Escena 2: El Cuervo Mensajero</w:t>
-        <w:br/>
+        <w:drawing>
+          <wp:inline xmlns:a="http://schemas.openxmlformats.org/drawingml/2006/main" xmlns:pic="http://schemas.openxmlformats.org/drawingml/2006/picture">
+            <wp:extent cx="4754880" cy="2674620"/>
+            <wp:docPr id="2" name="Picture 2"/>
+            <wp:cNvGraphicFramePr>
+              <a:graphicFrameLocks noChangeAspect="1"/>
+            </wp:cNvGraphicFramePr>
+            <a:graphic>
+              <a:graphicData uri="http://schemas.openxmlformats.org/drawingml/2006/picture">
+                <pic:pic>
+                  <pic:nvPicPr>
+                    <pic:cNvPr id="0" name="escena_c1_e1.jpg"/>
+                    <pic:cNvPicPr/>
+                  </pic:nvPicPr>
+                  <pic:blipFill>
+                    <a:blip r:embed="rId10"/>
+                    <a:stretch>
+                      <a:fillRect/>
+                    </a:stretch>
+                  </pic:blipFill>
+                  <pic:spPr>
+                    <a:xfrm>
+                      <a:off x="0" y="0"/>
+                      <a:ext cx="4754880" cy="2674620"/>
+                    </a:xfrm>
+                    <a:prstGeom prst="rect"/>
+                  </pic:spPr>
+                </pic:pic>
+              </a:graphicData>
+            </a:graphic>
+          </wp:inline>
+        </w:drawing>
       </w:r>
     </w:p>
     <w:p>
+      <w:bookmarkStart w:id="11" w:name="cap_1_esc"/>
+      <w:pPr>
+        <w:keepNext/>
+        <w:spacing w:before="240" w:after="120"/>
+        <w:jc w:val="left"/>
+      </w:pPr>
       <w:r>
         <w:rPr>
-          <w:rFonts w:ascii="Georgia" w:hAnsi="Georgia"/>
+          <w:rFonts w:ascii="Calibri" w:hAnsi="Calibri"/>
+          <w:b/>
+          <w:color w:val="4A5568"/>
+          <w:sz w:val="30"/>
+        </w:rPr>
+        <w:t>Escena 2: El Cuervo Mensajero</w:t>
+      </w:r>
+      <w:bookmarkEnd w:id="11"/>
+    </w:p>
+    <w:p>
+      <w:pPr>
+        <w:spacing w:line="276" w:lineRule="auto" w:after="160"/>
+      </w:pPr>
+      <w:r>
+        <w:rPr>
+          <w:rFonts w:ascii="Calibri" w:hAnsi="Calibri"/>
           <w:sz w:val="22"/>
         </w:rPr>
         <w:t>Un graznido agudo resonó sobre el cielo de la mañana. Un cuervo de plumaje negro azabache, portando una pequeña placa de bronce en el pecho, descendió y se posó sobre el hombro derecho de Ren.</w:t>
@@ -281,22 +330,70 @@
       </w:r>
     </w:p>
     <w:p>
+      <w:pPr>
+        <w:spacing w:before="120" w:after="280"/>
+        <w:jc w:val="center"/>
+      </w:pPr>
       <w:r>
-        <w:rPr>
-          <w:rFonts w:ascii="Arial" w:hAnsi="Arial"/>
-          <w:b/>
-          <w:color w:val="475569"/>
-          <w:sz w:val="26"/>
-        </w:rPr>
-        <w:br/>
-        <w:t>◆ Escena 3: La Entrega del Acero Negro</w:t>
-        <w:br/>
+        <w:drawing>
+          <wp:inline xmlns:a="http://schemas.openxmlformats.org/drawingml/2006/main" xmlns:pic="http://schemas.openxmlformats.org/drawingml/2006/picture">
+            <wp:extent cx="4754880" cy="2674620"/>
+            <wp:docPr id="3" name="Picture 3"/>
+            <wp:cNvGraphicFramePr>
+              <a:graphicFrameLocks noChangeAspect="1"/>
+            </wp:cNvGraphicFramePr>
+            <a:graphic>
+              <a:graphicData uri="http://schemas.openxmlformats.org/drawingml/2006/picture">
+                <pic:pic>
+                  <pic:nvPicPr>
+                    <pic:cNvPr id="0" name="escena_c1_e2.jpg"/>
+                    <pic:cNvPicPr/>
+                  </pic:nvPicPr>
+                  <pic:blipFill>
+                    <a:blip r:embed="rId11"/>
+                    <a:stretch>
+                      <a:fillRect/>
+                    </a:stretch>
+                  </pic:blipFill>
+                  <pic:spPr>
+                    <a:xfrm>
+                      <a:off x="0" y="0"/>
+                      <a:ext cx="4754880" cy="2674620"/>
+                    </a:xfrm>
+                    <a:prstGeom prst="rect"/>
+                  </pic:spPr>
+                </pic:pic>
+              </a:graphicData>
+            </a:graphic>
+          </wp:inline>
+        </w:drawing>
       </w:r>
     </w:p>
     <w:p>
+      <w:bookmarkStart w:id="11" w:name="cap_1_esc"/>
+      <w:pPr>
+        <w:keepNext/>
+        <w:spacing w:before="240" w:after="120"/>
+        <w:jc w:val="left"/>
+      </w:pPr>
       <w:r>
         <w:rPr>
-          <w:rFonts w:ascii="Georgia" w:hAnsi="Georgia"/>
+          <w:rFonts w:ascii="Calibri" w:hAnsi="Calibri"/>
+          <w:b/>
+          <w:color w:val="4A5568"/>
+          <w:sz w:val="30"/>
+        </w:rPr>
+        <w:t>Escena 3: La Entrega del Acero Negro</w:t>
+      </w:r>
+      <w:bookmarkEnd w:id="11"/>
+    </w:p>
+    <w:p>
+      <w:pPr>
+        <w:spacing w:line="276" w:lineRule="auto" w:after="160"/>
+      </w:pPr>
+      <w:r>
+        <w:rPr>
+          <w:rFonts w:ascii="Calibri" w:hAnsi="Calibri"/>
           <w:sz w:val="22"/>
         </w:rPr>
         <w:t>Antes de partir al Pueblo de los Faroles, un herrero excéntrico del gremio —cubierto con un sombrero de paja y una máscara de Hyottoko— alcanzó a Ren en el camino de la montaña.</w:t>
@@ -313,15 +410,14 @@
     </w:p>
     <w:p>
       <w:pPr>
+        <w:spacing w:before="120" w:after="280"/>
         <w:jc w:val="center"/>
       </w:pPr>
-    </w:p>
-    <w:p>
       <w:r>
         <w:drawing>
           <wp:inline xmlns:a="http://schemas.openxmlformats.org/drawingml/2006/main" xmlns:pic="http://schemas.openxmlformats.org/drawingml/2006/picture">
-            <wp:extent cx="4572000" cy="2551814"/>
-            <wp:docPr id="2" name="Picture 2"/>
+            <wp:extent cx="4754880" cy="2674620"/>
+            <wp:docPr id="4" name="Picture 4"/>
             <wp:cNvGraphicFramePr>
               <a:graphicFrameLocks noChangeAspect="1"/>
             </wp:cNvGraphicFramePr>
@@ -329,11 +425,11 @@
               <a:graphicData uri="http://schemas.openxmlformats.org/drawingml/2006/picture">
                 <pic:pic>
                   <pic:nvPicPr>
-                    <pic:cNvPr id="0" name="escena_1.jpg"/>
+                    <pic:cNvPr id="0" name="escena_c1_e3.jpg"/>
                     <pic:cNvPicPr/>
                   </pic:nvPicPr>
                   <pic:blipFill>
-                    <a:blip r:embed="rId10"/>
+                    <a:blip r:embed="rId12"/>
                     <a:stretch>
                       <a:fillRect/>
                     </a:stretch>
@@ -341,7 +437,7 @@
                   <pic:spPr>
                     <a:xfrm>
                       <a:off x="0" y="0"/>
-                      <a:ext cx="4572000" cy="2551814"/>
+                      <a:ext cx="4754880" cy="2674620"/>
                     </a:xfrm>
                     <a:prstGeom prst="rect"/>
                   </pic:spPr>
@@ -358,49 +454,48 @@
       </w:r>
     </w:p>
     <w:p>
-      <w:r>
-        <w:bookmarkStart w:id="2" w:name="chap2"/>
-      </w:r>
+      <w:bookmarkStart w:id="20" w:name="cap_2"/>
+      <w:pPr>
+        <w:keepNext/>
+        <w:spacing w:before="240" w:after="120"/>
+        <w:jc w:val="center"/>
+      </w:pPr>
       <w:r>
         <w:rPr>
-          <w:rFonts w:ascii="Arial" w:hAnsi="Arial"/>
+          <w:rFonts w:ascii="Calibri" w:hAnsi="Calibri"/>
           <w:b/>
-          <w:color w:val="B91C1C"/>
-          <w:sz w:val="28"/>
+          <w:color w:val="8B0000"/>
+          <w:sz w:val="40"/>
         </w:rPr>
-        <w:t>Capítulo 2</w:t>
-        <w:br/>
+        <w:t>Capítulo 2: El Pueblo de los Faroles</w:t>
       </w:r>
+      <w:bookmarkEnd w:id="20"/>
+    </w:p>
+    <w:p>
+      <w:bookmarkStart w:id="21" w:name="cap_2_esc"/>
+      <w:pPr>
+        <w:keepNext/>
+        <w:spacing w:before="240" w:after="120"/>
+        <w:jc w:val="left"/>
+      </w:pPr>
       <w:r>
         <w:rPr>
-          <w:rFonts w:ascii="Arial" w:hAnsi="Arial"/>
+          <w:rFonts w:ascii="Calibri" w:hAnsi="Calibri"/>
           <w:b/>
-          <w:color w:val="DC2626"/>
-          <w:sz w:val="40"/>
+          <w:color w:val="4A5568"/>
+          <w:sz w:val="30"/>
         </w:rPr>
-        <w:t>El Pueblo de los Faroles</w:t>
+        <w:t>Escena 1: Las Sombras del Mercado</w:t>
       </w:r>
-      <w:r>
-        <w:bookmarkEnd w:id="2"/>
-      </w:r>
+      <w:bookmarkEnd w:id="21"/>
     </w:p>
     <w:p>
+      <w:pPr>
+        <w:spacing w:line="276" w:lineRule="auto" w:after="160"/>
+      </w:pPr>
       <w:r>
         <w:rPr>
-          <w:rFonts w:ascii="Arial" w:hAnsi="Arial"/>
-          <w:b/>
-          <w:color w:val="475569"/>
-          <w:sz w:val="26"/>
-        </w:rPr>
-        <w:br/>
-        <w:t>◆ Escena 1: Las Sombras del Mercado</w:t>
-        <w:br/>
-      </w:r>
-    </w:p>
-    <w:p>
-      <w:r>
-        <w:rPr>
-          <w:rFonts w:ascii="Georgia" w:hAnsi="Georgia"/>
+          <w:rFonts w:ascii="Calibri" w:hAnsi="Calibri"/>
           <w:sz w:val="22"/>
         </w:rPr>
         <w:t>El Pueblo de los Faroles era una villa próspera conocida por sus festivales nocturnos. Cientos de faroles de papel rojo y amarillo iluminaban las calles de piedra mientras la gente caminaba vistiendo yukatas de colores.</w:t>
@@ -416,22 +511,70 @@
       </w:r>
     </w:p>
     <w:p>
+      <w:pPr>
+        <w:spacing w:before="120" w:after="280"/>
+        <w:jc w:val="center"/>
+      </w:pPr>
       <w:r>
-        <w:rPr>
-          <w:rFonts w:ascii="Arial" w:hAnsi="Arial"/>
-          <w:b/>
-          <w:color w:val="475569"/>
-          <w:sz w:val="26"/>
-        </w:rPr>
-        <w:br/>
-        <w:t>◆ Escena 2: El Demonio de la Cera</w:t>
-        <w:br/>
+        <w:drawing>
+          <wp:inline xmlns:a="http://schemas.openxmlformats.org/drawingml/2006/main" xmlns:pic="http://schemas.openxmlformats.org/drawingml/2006/picture">
+            <wp:extent cx="4754880" cy="2674620"/>
+            <wp:docPr id="5" name="Picture 5"/>
+            <wp:cNvGraphicFramePr>
+              <a:graphicFrameLocks noChangeAspect="1"/>
+            </wp:cNvGraphicFramePr>
+            <a:graphic>
+              <a:graphicData uri="http://schemas.openxmlformats.org/drawingml/2006/picture">
+                <pic:pic>
+                  <pic:nvPicPr>
+                    <pic:cNvPr id="0" name="escena_c2_e1.jpg"/>
+                    <pic:cNvPicPr/>
+                  </pic:nvPicPr>
+                  <pic:blipFill>
+                    <a:blip r:embed="rId13"/>
+                    <a:stretch>
+                      <a:fillRect/>
+                    </a:stretch>
+                  </pic:blipFill>
+                  <pic:spPr>
+                    <a:xfrm>
+                      <a:off x="0" y="0"/>
+                      <a:ext cx="4754880" cy="2674620"/>
+                    </a:xfrm>
+                    <a:prstGeom prst="rect"/>
+                  </pic:spPr>
+                </pic:pic>
+              </a:graphicData>
+            </a:graphic>
+          </wp:inline>
+        </w:drawing>
       </w:r>
     </w:p>
     <w:p>
+      <w:bookmarkStart w:id="21" w:name="cap_2_esc"/>
+      <w:pPr>
+        <w:keepNext/>
+        <w:spacing w:before="240" w:after="120"/>
+        <w:jc w:val="left"/>
+      </w:pPr>
       <w:r>
         <w:rPr>
-          <w:rFonts w:ascii="Georgia" w:hAnsi="Georgia"/>
+          <w:rFonts w:ascii="Calibri" w:hAnsi="Calibri"/>
+          <w:b/>
+          <w:color w:val="4A5568"/>
+          <w:sz w:val="30"/>
+        </w:rPr>
+        <w:t>Escena 2: El Demonio de la Cera</w:t>
+      </w:r>
+      <w:bookmarkEnd w:id="21"/>
+    </w:p>
+    <w:p>
+      <w:pPr>
+        <w:spacing w:line="276" w:lineRule="auto" w:after="160"/>
+      </w:pPr>
+      <w:r>
+        <w:rPr>
+          <w:rFonts w:ascii="Calibri" w:hAnsi="Calibri"/>
           <w:sz w:val="22"/>
         </w:rPr>
         <w:t>Desde la sombra de una vivienda, la pared de madera se derritió como si fuera cera caliente. Una criatura de tres metros hecha de sustancia viscosa y brillante emergió, atrapando a un joven poblador con sus tentáculos de cera hirviente.</w:t>
@@ -450,22 +593,70 @@
       </w:r>
     </w:p>
     <w:p>
+      <w:pPr>
+        <w:spacing w:before="120" w:after="280"/>
+        <w:jc w:val="center"/>
+      </w:pPr>
       <w:r>
-        <w:rPr>
-          <w:rFonts w:ascii="Arial" w:hAnsi="Arial"/>
-          <w:b/>
-          <w:color w:val="475569"/>
-          <w:sz w:val="26"/>
-        </w:rPr>
-        <w:br/>
-        <w:t>◆ Escena 3: El Despertar de Miyuki</w:t>
-        <w:br/>
+        <w:drawing>
+          <wp:inline xmlns:a="http://schemas.openxmlformats.org/drawingml/2006/main" xmlns:pic="http://schemas.openxmlformats.org/drawingml/2006/picture">
+            <wp:extent cx="4754880" cy="2674620"/>
+            <wp:docPr id="6" name="Picture 6"/>
+            <wp:cNvGraphicFramePr>
+              <a:graphicFrameLocks noChangeAspect="1"/>
+            </wp:cNvGraphicFramePr>
+            <a:graphic>
+              <a:graphicData uri="http://schemas.openxmlformats.org/drawingml/2006/picture">
+                <pic:pic>
+                  <pic:nvPicPr>
+                    <pic:cNvPr id="0" name="escena_c2_e2.jpg"/>
+                    <pic:cNvPicPr/>
+                  </pic:nvPicPr>
+                  <pic:blipFill>
+                    <a:blip r:embed="rId14"/>
+                    <a:stretch>
+                      <a:fillRect/>
+                    </a:stretch>
+                  </pic:blipFill>
+                  <pic:spPr>
+                    <a:xfrm>
+                      <a:off x="0" y="0"/>
+                      <a:ext cx="4754880" cy="2674620"/>
+                    </a:xfrm>
+                    <a:prstGeom prst="rect"/>
+                  </pic:spPr>
+                </pic:pic>
+              </a:graphicData>
+            </a:graphic>
+          </wp:inline>
+        </w:drawing>
       </w:r>
     </w:p>
     <w:p>
+      <w:bookmarkStart w:id="21" w:name="cap_2_esc"/>
+      <w:pPr>
+        <w:keepNext/>
+        <w:spacing w:before="240" w:after="120"/>
+        <w:jc w:val="left"/>
+      </w:pPr>
       <w:r>
         <w:rPr>
-          <w:rFonts w:ascii="Georgia" w:hAnsi="Georgia"/>
+          <w:rFonts w:ascii="Calibri" w:hAnsi="Calibri"/>
+          <w:b/>
+          <w:color w:val="4A5568"/>
+          <w:sz w:val="30"/>
+        </w:rPr>
+        <w:t>Escena 3: El Despertar de Miyuki</w:t>
+      </w:r>
+      <w:bookmarkEnd w:id="21"/>
+    </w:p>
+    <w:p>
+      <w:pPr>
+        <w:spacing w:line="276" w:lineRule="auto" w:after="160"/>
+      </w:pPr>
+      <w:r>
+        <w:rPr>
+          <w:rFonts w:ascii="Calibri" w:hAnsi="Calibri"/>
           <w:sz w:val="22"/>
         </w:rPr>
         <w:t>Antes de que el demonio pudiera aplastar a Ren contra el suelo, la tapa de la caja de madera voló por los aires.</w:t>
@@ -484,54 +675,93 @@
       </w:r>
     </w:p>
     <w:p>
+      <w:pPr>
+        <w:spacing w:before="120" w:after="280"/>
+        <w:jc w:val="center"/>
+      </w:pPr>
+      <w:r>
+        <w:drawing>
+          <wp:inline xmlns:a="http://schemas.openxmlformats.org/drawingml/2006/main" xmlns:pic="http://schemas.openxmlformats.org/drawingml/2006/picture">
+            <wp:extent cx="4754880" cy="2674620"/>
+            <wp:docPr id="7" name="Picture 7"/>
+            <wp:cNvGraphicFramePr>
+              <a:graphicFrameLocks noChangeAspect="1"/>
+            </wp:cNvGraphicFramePr>
+            <a:graphic>
+              <a:graphicData uri="http://schemas.openxmlformats.org/drawingml/2006/picture">
+                <pic:pic>
+                  <pic:nvPicPr>
+                    <pic:cNvPr id="0" name="escena_c2_e3.jpg"/>
+                    <pic:cNvPicPr/>
+                  </pic:nvPicPr>
+                  <pic:blipFill>
+                    <a:blip r:embed="rId15"/>
+                    <a:stretch>
+                      <a:fillRect/>
+                    </a:stretch>
+                  </pic:blipFill>
+                  <pic:spPr>
+                    <a:xfrm>
+                      <a:off x="0" y="0"/>
+                      <a:ext cx="4754880" cy="2674620"/>
+                    </a:xfrm>
+                    <a:prstGeom prst="rect"/>
+                  </pic:spPr>
+                </pic:pic>
+              </a:graphicData>
+            </a:graphic>
+          </wp:inline>
+        </w:drawing>
+      </w:r>
+    </w:p>
+    <w:p>
       <w:r>
         <w:br w:type="page"/>
       </w:r>
     </w:p>
     <w:p>
-      <w:r>
-        <w:bookmarkStart w:id="3" w:name="chap3"/>
-      </w:r>
+      <w:bookmarkStart w:id="30" w:name="cap_3"/>
+      <w:pPr>
+        <w:keepNext/>
+        <w:spacing w:before="240" w:after="120"/>
+        <w:jc w:val="center"/>
+      </w:pPr>
       <w:r>
         <w:rPr>
-          <w:rFonts w:ascii="Arial" w:hAnsi="Arial"/>
+          <w:rFonts w:ascii="Calibri" w:hAnsi="Calibri"/>
           <w:b/>
-          <w:color w:val="B91C1C"/>
-          <w:sz w:val="28"/>
+          <w:color w:val="8B0000"/>
+          <w:sz w:val="40"/>
         </w:rPr>
-        <w:t>Capítulo 3</w:t>
-        <w:br/>
+        <w:t>Capítulo 3: La Danza de la Tinta Roja</w:t>
       </w:r>
+      <w:bookmarkEnd w:id="30"/>
+    </w:p>
+    <w:p>
+      <w:bookmarkStart w:id="31" w:name="cap_3_esc"/>
+      <w:pPr>
+        <w:keepNext/>
+        <w:spacing w:before="240" w:after="120"/>
+        <w:jc w:val="left"/>
+      </w:pPr>
       <w:r>
         <w:rPr>
-          <w:rFonts w:ascii="Arial" w:hAnsi="Arial"/>
+          <w:rFonts w:ascii="Calibri" w:hAnsi="Calibri"/>
           <w:b/>
-          <w:color w:val="DC2626"/>
-          <w:sz w:val="40"/>
+          <w:color w:val="4A5568"/>
+          <w:sz w:val="30"/>
         </w:rPr>
-        <w:t>La Danza de la Tinta Roja</w:t>
+        <w:t>Escena 1: La Purificación del Fuego</w:t>
       </w:r>
-      <w:r>
-        <w:bookmarkEnd w:id="3"/>
-      </w:r>
+      <w:bookmarkEnd w:id="31"/>
     </w:p>
     <w:p>
+      <w:pPr>
+        <w:spacing w:line="276" w:lineRule="auto" w:after="160"/>
+      </w:pPr>
       <w:r>
         <w:rPr>
-          <w:rFonts w:ascii="Arial" w:hAnsi="Arial"/>
-          <w:b/>
-          <w:color w:val="475569"/>
-          <w:sz w:val="26"/>
-        </w:rPr>
-        <w:br/>
-        <w:t>◆ Escena 1: La Purificación del Fuego</w:t>
-        <w:br/>
-      </w:r>
-    </w:p>
-    <w:p>
-      <w:r>
-        <w:rPr>
-          <w:rFonts w:ascii="Georgia" w:hAnsi="Georgia"/>
+          <w:rFonts w:ascii="Calibri" w:hAnsi="Calibri"/>
           <w:sz w:val="22"/>
         </w:rPr>
         <w:t>Aprovechando que las llamas púrpuras de Miyuki congelaron la regeneración del monstruo, Ren inhaló una bocanada profunda de aire, llenando sus pulmones hasta el límite.</w:t>
@@ -550,22 +780,70 @@
       </w:r>
     </w:p>
     <w:p>
+      <w:pPr>
+        <w:spacing w:before="120" w:after="280"/>
+        <w:jc w:val="center"/>
+      </w:pPr>
       <w:r>
-        <w:rPr>
-          <w:rFonts w:ascii="Arial" w:hAnsi="Arial"/>
-          <w:b/>
-          <w:color w:val="475569"/>
-          <w:sz w:val="26"/>
-        </w:rPr>
-        <w:br/>
-        <w:t>◆ Escena 2: Los Recuerdos de la Cera</w:t>
-        <w:br/>
+        <w:drawing>
+          <wp:inline xmlns:a="http://schemas.openxmlformats.org/drawingml/2006/main" xmlns:pic="http://schemas.openxmlformats.org/drawingml/2006/picture">
+            <wp:extent cx="4754880" cy="2674620"/>
+            <wp:docPr id="8" name="Picture 8"/>
+            <wp:cNvGraphicFramePr>
+              <a:graphicFrameLocks noChangeAspect="1"/>
+            </wp:cNvGraphicFramePr>
+            <a:graphic>
+              <a:graphicData uri="http://schemas.openxmlformats.org/drawingml/2006/picture">
+                <pic:pic>
+                  <pic:nvPicPr>
+                    <pic:cNvPr id="0" name="escena_c3_e1.jpg"/>
+                    <pic:cNvPicPr/>
+                  </pic:nvPicPr>
+                  <pic:blipFill>
+                    <a:blip r:embed="rId16"/>
+                    <a:stretch>
+                      <a:fillRect/>
+                    </a:stretch>
+                  </pic:blipFill>
+                  <pic:spPr>
+                    <a:xfrm>
+                      <a:off x="0" y="0"/>
+                      <a:ext cx="4754880" cy="2674620"/>
+                    </a:xfrm>
+                    <a:prstGeom prst="rect"/>
+                  </pic:spPr>
+                </pic:pic>
+              </a:graphicData>
+            </a:graphic>
+          </wp:inline>
+        </w:drawing>
       </w:r>
     </w:p>
     <w:p>
+      <w:bookmarkStart w:id="31" w:name="cap_3_esc"/>
+      <w:pPr>
+        <w:keepNext/>
+        <w:spacing w:before="240" w:after="120"/>
+        <w:jc w:val="left"/>
+      </w:pPr>
       <w:r>
         <w:rPr>
-          <w:rFonts w:ascii="Georgia" w:hAnsi="Georgia"/>
+          <w:rFonts w:ascii="Calibri" w:hAnsi="Calibri"/>
+          <w:b/>
+          <w:color w:val="4A5568"/>
+          <w:sz w:val="30"/>
+        </w:rPr>
+        <w:t>Escena 2: Los Recuerdos de la Cera</w:t>
+      </w:r>
+      <w:bookmarkEnd w:id="31"/>
+    </w:p>
+    <w:p>
+      <w:pPr>
+        <w:spacing w:line="276" w:lineRule="auto" w:after="160"/>
+      </w:pPr>
+      <w:r>
+        <w:rPr>
+          <w:rFonts w:ascii="Calibri" w:hAnsi="Calibri"/>
           <w:sz w:val="22"/>
         </w:rPr>
         <w:t>Antes de que las cenizas del demonio desaparecieran por completo, la Respiración de Sangre de Ren le permitió percibir los últimos pensamientos de la criatura.</w:t>
@@ -584,22 +862,70 @@
       </w:r>
     </w:p>
     <w:p>
+      <w:pPr>
+        <w:spacing w:before="120" w:after="280"/>
+        <w:jc w:val="center"/>
+      </w:pPr>
       <w:r>
-        <w:rPr>
-          <w:rFonts w:ascii="Arial" w:hAnsi="Arial"/>
-          <w:b/>
-          <w:color w:val="475569"/>
-          <w:sz w:val="26"/>
-        </w:rPr>
-        <w:br/>
-        <w:t>◆ Escena 3: La Sombra en la Niebla</w:t>
-        <w:br/>
+        <w:drawing>
+          <wp:inline xmlns:a="http://schemas.openxmlformats.org/drawingml/2006/main" xmlns:pic="http://schemas.openxmlformats.org/drawingml/2006/picture">
+            <wp:extent cx="4754880" cy="2674620"/>
+            <wp:docPr id="9" name="Picture 9"/>
+            <wp:cNvGraphicFramePr>
+              <a:graphicFrameLocks noChangeAspect="1"/>
+            </wp:cNvGraphicFramePr>
+            <a:graphic>
+              <a:graphicData uri="http://schemas.openxmlformats.org/drawingml/2006/picture">
+                <pic:pic>
+                  <pic:nvPicPr>
+                    <pic:cNvPr id="0" name="escena_c3_e2.jpg"/>
+                    <pic:cNvPicPr/>
+                  </pic:nvPicPr>
+                  <pic:blipFill>
+                    <a:blip r:embed="rId17"/>
+                    <a:stretch>
+                      <a:fillRect/>
+                    </a:stretch>
+                  </pic:blipFill>
+                  <pic:spPr>
+                    <a:xfrm>
+                      <a:off x="0" y="0"/>
+                      <a:ext cx="4754880" cy="2674620"/>
+                    </a:xfrm>
+                    <a:prstGeom prst="rect"/>
+                  </pic:spPr>
+                </pic:pic>
+              </a:graphicData>
+            </a:graphic>
+          </wp:inline>
+        </w:drawing>
       </w:r>
     </w:p>
     <w:p>
+      <w:bookmarkStart w:id="31" w:name="cap_3_esc"/>
+      <w:pPr>
+        <w:keepNext/>
+        <w:spacing w:before="240" w:after="120"/>
+        <w:jc w:val="left"/>
+      </w:pPr>
       <w:r>
         <w:rPr>
-          <w:rFonts w:ascii="Georgia" w:hAnsi="Georgia"/>
+          <w:rFonts w:ascii="Calibri" w:hAnsi="Calibri"/>
+          <w:b/>
+          <w:color w:val="4A5568"/>
+          <w:sz w:val="30"/>
+        </w:rPr>
+        <w:t>Escena 3: La Sombra en la Niebla</w:t>
+      </w:r>
+      <w:bookmarkEnd w:id="31"/>
+    </w:p>
+    <w:p>
+      <w:pPr>
+        <w:spacing w:line="276" w:lineRule="auto" w:after="160"/>
+      </w:pPr>
+      <w:r>
+        <w:rPr>
+          <w:rFonts w:ascii="Calibri" w:hAnsi="Calibri"/>
           <w:sz w:val="22"/>
         </w:rPr>
         <w:t>Desde lo alto de la torre del reloj del pueblo, una figura envuelta en una túnica oscura con bordados de telaraña observaba la escena.</w:t>
@@ -615,54 +941,93 @@
       </w:r>
     </w:p>
     <w:p>
+      <w:pPr>
+        <w:spacing w:before="120" w:after="280"/>
+        <w:jc w:val="center"/>
+      </w:pPr>
+      <w:r>
+        <w:drawing>
+          <wp:inline xmlns:a="http://schemas.openxmlformats.org/drawingml/2006/main" xmlns:pic="http://schemas.openxmlformats.org/drawingml/2006/picture">
+            <wp:extent cx="4754880" cy="2674620"/>
+            <wp:docPr id="10" name="Picture 10"/>
+            <wp:cNvGraphicFramePr>
+              <a:graphicFrameLocks noChangeAspect="1"/>
+            </wp:cNvGraphicFramePr>
+            <a:graphic>
+              <a:graphicData uri="http://schemas.openxmlformats.org/drawingml/2006/picture">
+                <pic:pic>
+                  <pic:nvPicPr>
+                    <pic:cNvPr id="0" name="escena_c3_e3.jpg"/>
+                    <pic:cNvPicPr/>
+                  </pic:nvPicPr>
+                  <pic:blipFill>
+                    <a:blip r:embed="rId18"/>
+                    <a:stretch>
+                      <a:fillRect/>
+                    </a:stretch>
+                  </pic:blipFill>
+                  <pic:spPr>
+                    <a:xfrm>
+                      <a:off x="0" y="0"/>
+                      <a:ext cx="4754880" cy="2674620"/>
+                    </a:xfrm>
+                    <a:prstGeom prst="rect"/>
+                  </pic:spPr>
+                </pic:pic>
+              </a:graphicData>
+            </a:graphic>
+          </wp:inline>
+        </w:drawing>
+      </w:r>
+    </w:p>
+    <w:p>
       <w:r>
         <w:br w:type="page"/>
       </w:r>
     </w:p>
     <w:p>
-      <w:r>
-        <w:bookmarkStart w:id="4" w:name="chap4"/>
-      </w:r>
+      <w:bookmarkStart w:id="40" w:name="cap_4"/>
+      <w:pPr>
+        <w:keepNext/>
+        <w:spacing w:before="240" w:after="120"/>
+        <w:jc w:val="center"/>
+      </w:pPr>
       <w:r>
         <w:rPr>
-          <w:rFonts w:ascii="Arial" w:hAnsi="Arial"/>
+          <w:rFonts w:ascii="Calibri" w:hAnsi="Calibri"/>
           <w:b/>
-          <w:color w:val="B91C1C"/>
-          <w:sz w:val="28"/>
+          <w:color w:val="8B0000"/>
+          <w:sz w:val="40"/>
         </w:rPr>
-        <w:t>Capítulo 4</w:t>
-        <w:br/>
+        <w:t>Capítulo 4: El Tren de las Sombras</w:t>
       </w:r>
+      <w:bookmarkEnd w:id="40"/>
+    </w:p>
+    <w:p>
+      <w:bookmarkStart w:id="41" w:name="cap_4_esc"/>
+      <w:pPr>
+        <w:keepNext/>
+        <w:spacing w:before="240" w:after="120"/>
+        <w:jc w:val="left"/>
+      </w:pPr>
       <w:r>
         <w:rPr>
-          <w:rFonts w:ascii="Arial" w:hAnsi="Arial"/>
+          <w:rFonts w:ascii="Calibri" w:hAnsi="Calibri"/>
           <w:b/>
-          <w:color w:val="DC2626"/>
-          <w:sz w:val="40"/>
+          <w:color w:val="4A5568"/>
+          <w:sz w:val="30"/>
         </w:rPr>
-        <w:t>El Tren de las Sombras</w:t>
+        <w:t>Escena 1: El Cuervo de la Segunda Misión</w:t>
       </w:r>
-      <w:r>
-        <w:bookmarkEnd w:id="4"/>
-      </w:r>
+      <w:bookmarkEnd w:id="41"/>
     </w:p>
     <w:p>
+      <w:pPr>
+        <w:spacing w:line="276" w:lineRule="auto" w:after="160"/>
+      </w:pPr>
       <w:r>
         <w:rPr>
-          <w:rFonts w:ascii="Arial" w:hAnsi="Arial"/>
-          <w:b/>
-          <w:color w:val="475569"/>
-          <w:sz w:val="26"/>
-        </w:rPr>
-        <w:br/>
-        <w:t>◆ Escena 1: El Cuervo de la Segunda Misión</w:t>
-        <w:br/>
-      </w:r>
-    </w:p>
-    <w:p>
-      <w:r>
-        <w:rPr>
-          <w:rFonts w:ascii="Georgia" w:hAnsi="Georgia"/>
+          <w:rFonts w:ascii="Calibri" w:hAnsi="Calibri"/>
           <w:sz w:val="22"/>
         </w:rPr>
         <w:t>Al amanecer del día siguiente, el cuervo mensajero de Ren descendió agitado sobre la barandilla de la posada.</w:t>
@@ -678,22 +1043,70 @@
       </w:r>
     </w:p>
     <w:p>
+      <w:pPr>
+        <w:spacing w:before="120" w:after="280"/>
+        <w:jc w:val="center"/>
+      </w:pPr>
       <w:r>
-        <w:rPr>
-          <w:rFonts w:ascii="Arial" w:hAnsi="Arial"/>
-          <w:b/>
-          <w:color w:val="475569"/>
-          <w:sz w:val="26"/>
-        </w:rPr>
-        <w:br/>
-        <w:t>◆ Escena 2: La Estación del Vapor</w:t>
-        <w:br/>
+        <w:drawing>
+          <wp:inline xmlns:a="http://schemas.openxmlformats.org/drawingml/2006/main" xmlns:pic="http://schemas.openxmlformats.org/drawingml/2006/picture">
+            <wp:extent cx="4754880" cy="2674620"/>
+            <wp:docPr id="11" name="Picture 11"/>
+            <wp:cNvGraphicFramePr>
+              <a:graphicFrameLocks noChangeAspect="1"/>
+            </wp:cNvGraphicFramePr>
+            <a:graphic>
+              <a:graphicData uri="http://schemas.openxmlformats.org/drawingml/2006/picture">
+                <pic:pic>
+                  <pic:nvPicPr>
+                    <pic:cNvPr id="0" name="escena_c4_e1.jpg"/>
+                    <pic:cNvPicPr/>
+                  </pic:nvPicPr>
+                  <pic:blipFill>
+                    <a:blip r:embed="rId19"/>
+                    <a:stretch>
+                      <a:fillRect/>
+                    </a:stretch>
+                  </pic:blipFill>
+                  <pic:spPr>
+                    <a:xfrm>
+                      <a:off x="0" y="0"/>
+                      <a:ext cx="4754880" cy="2674620"/>
+                    </a:xfrm>
+                    <a:prstGeom prst="rect"/>
+                  </pic:spPr>
+                </pic:pic>
+              </a:graphicData>
+            </a:graphic>
+          </wp:inline>
+        </w:drawing>
       </w:r>
     </w:p>
     <w:p>
+      <w:bookmarkStart w:id="41" w:name="cap_4_esc"/>
+      <w:pPr>
+        <w:keepNext/>
+        <w:spacing w:before="240" w:after="120"/>
+        <w:jc w:val="left"/>
+      </w:pPr>
       <w:r>
         <w:rPr>
-          <w:rFonts w:ascii="Georgia" w:hAnsi="Georgia"/>
+          <w:rFonts w:ascii="Calibri" w:hAnsi="Calibri"/>
+          <w:b/>
+          <w:color w:val="4A5568"/>
+          <w:sz w:val="30"/>
+        </w:rPr>
+        <w:t>Escena 2: La Estación del Vapor</w:t>
+      </w:r>
+      <w:bookmarkEnd w:id="41"/>
+    </w:p>
+    <w:p>
+      <w:pPr>
+        <w:spacing w:line="276" w:lineRule="auto" w:after="160"/>
+      </w:pPr>
+      <w:r>
+        <w:rPr>
+          <w:rFonts w:ascii="Calibri" w:hAnsi="Calibri"/>
           <w:sz w:val="22"/>
         </w:rPr>
         <w:t>La estación de trenes de la ciudad estaba cubierta por una densa nube de vapor blanco producido por la gigantesca locomotora de hierro negro.</w:t>
@@ -709,22 +1122,70 @@
       </w:r>
     </w:p>
     <w:p>
+      <w:pPr>
+        <w:spacing w:before="120" w:after="280"/>
+        <w:jc w:val="center"/>
+      </w:pPr>
       <w:r>
-        <w:rPr>
-          <w:rFonts w:ascii="Arial" w:hAnsi="Arial"/>
-          <w:b/>
-          <w:color w:val="475569"/>
-          <w:sz w:val="26"/>
-        </w:rPr>
-        <w:br/>
-        <w:t>◆ Escena 3: La Bienvenida del Pilar</w:t>
-        <w:br/>
+        <w:drawing>
+          <wp:inline xmlns:a="http://schemas.openxmlformats.org/drawingml/2006/main" xmlns:pic="http://schemas.openxmlformats.org/drawingml/2006/picture">
+            <wp:extent cx="4754880" cy="2674620"/>
+            <wp:docPr id="12" name="Picture 12"/>
+            <wp:cNvGraphicFramePr>
+              <a:graphicFrameLocks noChangeAspect="1"/>
+            </wp:cNvGraphicFramePr>
+            <a:graphic>
+              <a:graphicData uri="http://schemas.openxmlformats.org/drawingml/2006/picture">
+                <pic:pic>
+                  <pic:nvPicPr>
+                    <pic:cNvPr id="0" name="escena_c4_e2.jpg"/>
+                    <pic:cNvPicPr/>
+                  </pic:nvPicPr>
+                  <pic:blipFill>
+                    <a:blip r:embed="rId20"/>
+                    <a:stretch>
+                      <a:fillRect/>
+                    </a:stretch>
+                  </pic:blipFill>
+                  <pic:spPr>
+                    <a:xfrm>
+                      <a:off x="0" y="0"/>
+                      <a:ext cx="4754880" cy="2674620"/>
+                    </a:xfrm>
+                    <a:prstGeom prst="rect"/>
+                  </pic:spPr>
+                </pic:pic>
+              </a:graphicData>
+            </a:graphic>
+          </wp:inline>
+        </w:drawing>
       </w:r>
     </w:p>
     <w:p>
+      <w:bookmarkStart w:id="41" w:name="cap_4_esc"/>
+      <w:pPr>
+        <w:keepNext/>
+        <w:spacing w:before="240" w:after="120"/>
+        <w:jc w:val="left"/>
+      </w:pPr>
       <w:r>
         <w:rPr>
-          <w:rFonts w:ascii="Georgia" w:hAnsi="Georgia"/>
+          <w:rFonts w:ascii="Calibri" w:hAnsi="Calibri"/>
+          <w:b/>
+          <w:color w:val="4A5568"/>
+          <w:sz w:val="30"/>
+        </w:rPr>
+        <w:t>Escena 3: La Bienvenida del Pilar</w:t>
+      </w:r>
+      <w:bookmarkEnd w:id="41"/>
+    </w:p>
+    <w:p>
+      <w:pPr>
+        <w:spacing w:line="276" w:lineRule="auto" w:after="160"/>
+      </w:pPr>
+      <w:r>
+        <w:rPr>
+          <w:rFonts w:ascii="Calibri" w:hAnsi="Calibri"/>
           <w:sz w:val="22"/>
         </w:rPr>
         <w:t>Ren se acercó con cautela al asiento de Kenshin.</w:t>
@@ -740,54 +1201,93 @@
       </w:r>
     </w:p>
     <w:p>
+      <w:pPr>
+        <w:spacing w:before="120" w:after="280"/>
+        <w:jc w:val="center"/>
+      </w:pPr>
+      <w:r>
+        <w:drawing>
+          <wp:inline xmlns:a="http://schemas.openxmlformats.org/drawingml/2006/main" xmlns:pic="http://schemas.openxmlformats.org/drawingml/2006/picture">
+            <wp:extent cx="4754880" cy="2674620"/>
+            <wp:docPr id="13" name="Picture 13"/>
+            <wp:cNvGraphicFramePr>
+              <a:graphicFrameLocks noChangeAspect="1"/>
+            </wp:cNvGraphicFramePr>
+            <a:graphic>
+              <a:graphicData uri="http://schemas.openxmlformats.org/drawingml/2006/picture">
+                <pic:pic>
+                  <pic:nvPicPr>
+                    <pic:cNvPr id="0" name="escena_c4_e3.jpg"/>
+                    <pic:cNvPicPr/>
+                  </pic:nvPicPr>
+                  <pic:blipFill>
+                    <a:blip r:embed="rId21"/>
+                    <a:stretch>
+                      <a:fillRect/>
+                    </a:stretch>
+                  </pic:blipFill>
+                  <pic:spPr>
+                    <a:xfrm>
+                      <a:off x="0" y="0"/>
+                      <a:ext cx="4754880" cy="2674620"/>
+                    </a:xfrm>
+                    <a:prstGeom prst="rect"/>
+                  </pic:spPr>
+                </pic:pic>
+              </a:graphicData>
+            </a:graphic>
+          </wp:inline>
+        </w:drawing>
+      </w:r>
+    </w:p>
+    <w:p>
       <w:r>
         <w:br w:type="page"/>
       </w:r>
     </w:p>
     <w:p>
-      <w:r>
-        <w:bookmarkStart w:id="5" w:name="chap5"/>
-      </w:r>
+      <w:bookmarkStart w:id="50" w:name="cap_5"/>
+      <w:pPr>
+        <w:keepNext/>
+        <w:spacing w:before="240" w:after="120"/>
+        <w:jc w:val="center"/>
+      </w:pPr>
       <w:r>
         <w:rPr>
-          <w:rFonts w:ascii="Arial" w:hAnsi="Arial"/>
+          <w:rFonts w:ascii="Calibri" w:hAnsi="Calibri"/>
           <w:b/>
-          <w:color w:val="B91C1C"/>
-          <w:sz w:val="28"/>
+          <w:color w:val="8B0000"/>
+          <w:sz w:val="40"/>
         </w:rPr>
-        <w:t>Capítulo 5</w:t>
-        <w:br/>
+        <w:t>Capítulo 5: La Trampa de los Sueños (Clímax del Volumen 2)</w:t>
       </w:r>
+      <w:bookmarkEnd w:id="50"/>
+    </w:p>
+    <w:p>
+      <w:bookmarkStart w:id="51" w:name="cap_5_esc"/>
+      <w:pPr>
+        <w:keepNext/>
+        <w:spacing w:before="240" w:after="120"/>
+        <w:jc w:val="left"/>
+      </w:pPr>
       <w:r>
         <w:rPr>
-          <w:rFonts w:ascii="Arial" w:hAnsi="Arial"/>
+          <w:rFonts w:ascii="Calibri" w:hAnsi="Calibri"/>
           <w:b/>
-          <w:color w:val="DC2626"/>
-          <w:sz w:val="40"/>
+          <w:color w:val="4A5568"/>
+          <w:sz w:val="30"/>
         </w:rPr>
-        <w:t>La Trampa de los Sueños (Clímax del Volumen 2)</w:t>
+        <w:t>Escena 1: El Revisor del Tren</w:t>
       </w:r>
-      <w:r>
-        <w:bookmarkEnd w:id="5"/>
-      </w:r>
+      <w:bookmarkEnd w:id="51"/>
     </w:p>
     <w:p>
+      <w:pPr>
+        <w:spacing w:line="276" w:lineRule="auto" w:after="160"/>
+      </w:pPr>
       <w:r>
         <w:rPr>
-          <w:rFonts w:ascii="Arial" w:hAnsi="Arial"/>
-          <w:b/>
-          <w:color w:val="475569"/>
-          <w:sz w:val="26"/>
-        </w:rPr>
-        <w:br/>
-        <w:t>◆ Escena 1: El Revisor del Tren</w:t>
-        <w:br/>
-      </w:r>
-    </w:p>
-    <w:p>
-      <w:r>
-        <w:rPr>
-          <w:rFonts w:ascii="Georgia" w:hAnsi="Georgia"/>
+          <w:rFonts w:ascii="Calibri" w:hAnsi="Calibri"/>
           <w:sz w:val="22"/>
         </w:rPr>
         <w:t>Un hombre pálido con uniforme de revisor avanzó por el pasillo del vagón, picando los boletos de los pasajeros con una herramienta de metal.</w:t>
@@ -803,22 +1303,70 @@
       </w:r>
     </w:p>
     <w:p>
+      <w:pPr>
+        <w:spacing w:before="120" w:after="280"/>
+        <w:jc w:val="center"/>
+      </w:pPr>
       <w:r>
-        <w:rPr>
-          <w:rFonts w:ascii="Arial" w:hAnsi="Arial"/>
-          <w:b/>
-          <w:color w:val="475569"/>
-          <w:sz w:val="26"/>
-        </w:rPr>
-        <w:br/>
-        <w:t>◆ Escena 2: El Sueño de la Herrería</w:t>
-        <w:br/>
+        <w:drawing>
+          <wp:inline xmlns:a="http://schemas.openxmlformats.org/drawingml/2006/main" xmlns:pic="http://schemas.openxmlformats.org/drawingml/2006/picture">
+            <wp:extent cx="4754880" cy="2674620"/>
+            <wp:docPr id="14" name="Picture 14"/>
+            <wp:cNvGraphicFramePr>
+              <a:graphicFrameLocks noChangeAspect="1"/>
+            </wp:cNvGraphicFramePr>
+            <a:graphic>
+              <a:graphicData uri="http://schemas.openxmlformats.org/drawingml/2006/picture">
+                <pic:pic>
+                  <pic:nvPicPr>
+                    <pic:cNvPr id="0" name="escena_c5_e1.jpg"/>
+                    <pic:cNvPicPr/>
+                  </pic:nvPicPr>
+                  <pic:blipFill>
+                    <a:blip r:embed="rId22"/>
+                    <a:stretch>
+                      <a:fillRect/>
+                    </a:stretch>
+                  </pic:blipFill>
+                  <pic:spPr>
+                    <a:xfrm>
+                      <a:off x="0" y="0"/>
+                      <a:ext cx="4754880" cy="2674620"/>
+                    </a:xfrm>
+                    <a:prstGeom prst="rect"/>
+                  </pic:spPr>
+                </pic:pic>
+              </a:graphicData>
+            </a:graphic>
+          </wp:inline>
+        </w:drawing>
       </w:r>
     </w:p>
     <w:p>
+      <w:bookmarkStart w:id="51" w:name="cap_5_esc"/>
+      <w:pPr>
+        <w:keepNext/>
+        <w:spacing w:before="240" w:after="120"/>
+        <w:jc w:val="left"/>
+      </w:pPr>
       <w:r>
         <w:rPr>
-          <w:rFonts w:ascii="Georgia" w:hAnsi="Georgia"/>
+          <w:rFonts w:ascii="Calibri" w:hAnsi="Calibri"/>
+          <w:b/>
+          <w:color w:val="4A5568"/>
+          <w:sz w:val="30"/>
+        </w:rPr>
+        <w:t>Escena 2: El Sueño de la Herrería</w:t>
+      </w:r>
+      <w:bookmarkEnd w:id="51"/>
+    </w:p>
+    <w:p>
+      <w:pPr>
+        <w:spacing w:line="276" w:lineRule="auto" w:after="160"/>
+      </w:pPr>
+      <w:r>
+        <w:rPr>
+          <w:rFonts w:ascii="Calibri" w:hAnsi="Calibri"/>
           <w:sz w:val="22"/>
         </w:rPr>
         <w:t>Dentro de su mente, Ren despertó en el taller de su infancia. Su padre estaba vivo frente al horno de la herrería y su hermana Miyuki cantaba felizmente sin los cuernos ni la marca de demonio.</w:t>
@@ -837,22 +1385,70 @@
       </w:r>
     </w:p>
     <w:p>
+      <w:pPr>
+        <w:spacing w:before="120" w:after="280"/>
+        <w:jc w:val="center"/>
+      </w:pPr>
       <w:r>
-        <w:rPr>
-          <w:rFonts w:ascii="Arial" w:hAnsi="Arial"/>
-          <w:b/>
-          <w:color w:val="475569"/>
-          <w:sz w:val="26"/>
-        </w:rPr>
-        <w:br/>
-        <w:t>◆ Escena 3: La Fusión de la Locomotora (Cierre del Tomo 2)</w:t>
-        <w:br/>
+        <w:drawing>
+          <wp:inline xmlns:a="http://schemas.openxmlformats.org/drawingml/2006/main" xmlns:pic="http://schemas.openxmlformats.org/drawingml/2006/picture">
+            <wp:extent cx="4754880" cy="2674620"/>
+            <wp:docPr id="15" name="Picture 15"/>
+            <wp:cNvGraphicFramePr>
+              <a:graphicFrameLocks noChangeAspect="1"/>
+            </wp:cNvGraphicFramePr>
+            <a:graphic>
+              <a:graphicData uri="http://schemas.openxmlformats.org/drawingml/2006/picture">
+                <pic:pic>
+                  <pic:nvPicPr>
+                    <pic:cNvPr id="0" name="escena_c5_e2.jpg"/>
+                    <pic:cNvPicPr/>
+                  </pic:nvPicPr>
+                  <pic:blipFill>
+                    <a:blip r:embed="rId23"/>
+                    <a:stretch>
+                      <a:fillRect/>
+                    </a:stretch>
+                  </pic:blipFill>
+                  <pic:spPr>
+                    <a:xfrm>
+                      <a:off x="0" y="0"/>
+                      <a:ext cx="4754880" cy="2674620"/>
+                    </a:xfrm>
+                    <a:prstGeom prst="rect"/>
+                  </pic:spPr>
+                </pic:pic>
+              </a:graphicData>
+            </a:graphic>
+          </wp:inline>
+        </w:drawing>
       </w:r>
     </w:p>
     <w:p>
+      <w:bookmarkStart w:id="51" w:name="cap_5_esc"/>
+      <w:pPr>
+        <w:keepNext/>
+        <w:spacing w:before="240" w:after="120"/>
+        <w:jc w:val="left"/>
+      </w:pPr>
       <w:r>
         <w:rPr>
-          <w:rFonts w:ascii="Georgia" w:hAnsi="Georgia"/>
+          <w:rFonts w:ascii="Calibri" w:hAnsi="Calibri"/>
+          <w:b/>
+          <w:color w:val="4A5568"/>
+          <w:sz w:val="30"/>
+        </w:rPr>
+        <w:t>Escena 3: La Fusión de la Locomotora (Cierre del Tomo 2)</w:t>
+      </w:r>
+      <w:bookmarkEnd w:id="51"/>
+    </w:p>
+    <w:p>
+      <w:pPr>
+        <w:spacing w:line="276" w:lineRule="auto" w:after="160"/>
+      </w:pPr>
+      <w:r>
+        <w:rPr>
+          <w:rFonts w:ascii="Calibri" w:hAnsi="Calibri"/>
           <w:sz w:val="22"/>
         </w:rPr>
         <w:t>Ren abrió los ojos de golpe en el mundo real, jadeando por aire.</w:t>
@@ -875,15 +1471,14 @@
     </w:p>
     <w:p>
       <w:pPr>
+        <w:spacing w:before="120" w:after="280"/>
         <w:jc w:val="center"/>
       </w:pPr>
-    </w:p>
-    <w:p>
       <w:r>
         <w:drawing>
           <wp:inline xmlns:a="http://schemas.openxmlformats.org/drawingml/2006/main" xmlns:pic="http://schemas.openxmlformats.org/drawingml/2006/picture">
-            <wp:extent cx="4572000" cy="2551814"/>
-            <wp:docPr id="3" name="Picture 3"/>
+            <wp:extent cx="4754880" cy="2674620"/>
+            <wp:docPr id="16" name="Picture 16"/>
             <wp:cNvGraphicFramePr>
               <a:graphicFrameLocks noChangeAspect="1"/>
             </wp:cNvGraphicFramePr>
@@ -891,11 +1486,11 @@
               <a:graphicData uri="http://schemas.openxmlformats.org/drawingml/2006/picture">
                 <pic:pic>
                   <pic:nvPicPr>
-                    <pic:cNvPr id="0" name="escena_climax.jpg"/>
+                    <pic:cNvPr id="0" name="escena_c5_e3.jpg"/>
                     <pic:cNvPicPr/>
                   </pic:nvPicPr>
                   <pic:blipFill>
-                    <a:blip r:embed="rId11"/>
+                    <a:blip r:embed="rId24"/>
                     <a:stretch>
                       <a:fillRect/>
                     </a:stretch>
@@ -903,7 +1498,7 @@
                   <pic:spPr>
                     <a:xfrm>
                       <a:off x="0" y="0"/>
-                      <a:ext cx="4572000" cy="2551814"/>
+                      <a:ext cx="4754880" cy="2674620"/>
                     </a:xfrm>
                     <a:prstGeom prst="rect"/>
                   </pic:spPr>
